--- a/paper_submission/revision3/Cover_Letter_v1.docx
+++ b/paper_submission/revision3/Cover_Letter_v1.docx
@@ -88,7 +88,7 @@
           <w:rFonts w:ascii="Malgun Gothic" w:hAnsi="Malgun Gothic"/>
           <w:sz w:val="20"/>
         </w:rPr>
-        <w:t>이전 심사에서 지적하신 내용을 중심으로 다음 세 가지를 수정하였습니다.</w:t>
+        <w:t>이전 심사에서 지적하신 내용을 중심으로 다음 세 가지를 수정하였습니다. 수정하거나 새로 쓴 문장은 본문에서 빨간색으로 표시하여, 어느 부분이 어떻게 반영되었는지 바로 확인하실 수 있게 하였습니다.</w:t>
       </w:r>
     </w:p>
     <w:p>
